--- a/klagomål/A 23933-2026 FSC-klagomål.docx
+++ b/klagomål/A 23933-2026 FSC-klagomål.docx
@@ -178,7 +178,7 @@
       <w:r>
         <w:drawing>
           <wp:inline xmlns:a="http://schemas.openxmlformats.org/drawingml/2006/main" xmlns:pic="http://schemas.openxmlformats.org/drawingml/2006/picture">
-            <wp:extent cx="5466322" cy="5724000"/>
+            <wp:extent cx="5486400" cy="5607806"/>
             <wp:docPr id="1" name="Picture 1"/>
             <wp:cNvGraphicFramePr>
               <a:graphicFrameLocks noChangeAspect="1"/>
@@ -199,7 +199,7 @@
                   <pic:spPr>
                     <a:xfrm>
                       <a:off x="0" y="0"/>
-                      <a:ext cx="5466322" cy="5724000"/>
+                      <a:ext cx="5486400" cy="5607806"/>
                     </a:xfrm>
                     <a:prstGeom prst="rect"/>
                   </pic:spPr>
@@ -221,7 +221,7 @@
     </w:p>
     <w:p>
       <w:r>
-        <w:t>I och inom 10 meter från avverkningsanmälan finns fynd av 11 naturvårdsarter, varav 3 är rödlistade, 2 är fridlysta, 9 är typiska (T) och 3 är signalarter (S): ask (EN), drillsnäppa (NT, §4), dunmossa (NT, T), blåsfliksmossa (S, T), stubbspretmossa (S, T), svart trolldruva (S, T), blåsippa (T, §9), hultbräken (T), kransmossa (T), källgräsmossa (T) och vitsippa (T). Se Figur 1.</w:t>
+        <w:t>I och inom 10 meter från avverkningsanmälan finns fynd av 13 naturvårdsarter, varav 4 är rödlistade, 2 är fridlysta, 10 är typiska (T) och 3 är signalarter (S): ask (EN), stor skogsbäckmossa (VU), drillsnäppa (NT, §4), dunmossa (NT, T), blåsfliksmossa (S, T), stubbspretmossa (S, T), svart trolldruva (S, T), blåsippa (T, §9), hultbräken (T), kransmossa (T), källgräsmossa (T), skärmstarr (T) och vitsippa (T). Se Figur 1.</w:t>
       </w:r>
     </w:p>
     <w:p>
@@ -263,6 +263,22 @@
         <w:rPr>
           <w:b/>
         </w:rPr>
+        <w:t>Stor skogsbäckmossa (VU)</w:t>
+      </w:r>
+      <w:r>
+        <w:t xml:space="preserve"> växer på stränder av mindre sjöar och på stenar i vattendrag i skogstrakter. Förekomsterna är små och sårbara. Kalavverkning och dålig hänsyn vid vattendrag utgör hot mot arten.</w:t>
+      </w:r>
+    </w:p>
+    <w:p>
+      <w:r>
+        <w:t>Stor skogsbäckmossa är rödlistad som nära hotad (NT) på den europeiska rödlistan vilket innebär att Sverige har ett internationellt ansvar för arten (SLU Artdatabanken, 2026; IUCN, 2017).</w:t>
+      </w:r>
+    </w:p>
+    <w:p>
+      <w:r>
+        <w:rPr>
+          <w:b/>
+        </w:rPr>
         <w:t>Dunmossa (NT)</w:t>
       </w:r>
       <w:r>
@@ -467,6 +483,26 @@
           <w:i/>
         </w:rPr>
         <w:t xml:space="preserve"> 9080 Lövsumpskog </w:t>
+      </w:r>
+      <w:r>
+        <w:t>(SLU Artdatabanken, 2025).</w:t>
+      </w:r>
+    </w:p>
+    <w:p>
+      <w:r>
+        <w:rPr>
+          <w:b/>
+        </w:rPr>
+        <w:t xml:space="preserve">Skärmstarr </w:t>
+      </w:r>
+      <w:r>
+        <w:t xml:space="preserve">är typisk art för </w:t>
+      </w:r>
+      <w:r>
+        <w:rPr>
+          <w:i/>
+        </w:rPr>
+        <w:t xml:space="preserve">9080 Lövsumpskog </w:t>
       </w:r>
       <w:r>
         <w:t>(SLU Artdatabanken, 2025).</w:t>
@@ -598,7 +634,7 @@
         <w:rPr>
           <w:i/>
         </w:rPr>
-        <w:t>I det avverkningsanmälda skogsområdet har 11 naturvårdsarter varav 3 rödlistade arter sina livsmiljöer och växtplatser.</w:t>
+        <w:t>I det avverkningsanmälda skogsområdet har 13 naturvårdsarter varav 4 rödlistade arter sina livsmiljöer och växtplatser.</w:t>
       </w:r>
     </w:p>
     <w:p>
@@ -913,7 +949,7 @@
     <w:r>
       <w:tab/>
       <w:tab/>
-      <w:t>2026-06-27</w:t>
+      <w:t>2026-06-28</w:t>
       <w:br/>
       <w:br/>
     </w:r>

--- a/klagomål/A 23933-2026 FSC-klagomål.docx
+++ b/klagomål/A 23933-2026 FSC-klagomål.docx
@@ -216,12 +216,12 @@
         <w:spacing w:after="240"/>
       </w:pPr>
       <w:r>
-        <w:t>Figur 1. Fyndplatser för naturvårdsarter i och inom 10 meter från avverkningsanmälan. Markörer utan svart kant är placerade på fyndplatsen. Markörer med svart kant är placerade vid sidan av fyndplatsen har ett svart streck som visar fyndplatsens exakta position. Kartans mittpunktskoordinat är N 6533103, E 345070 i SWEREF 99 TM.</w:t>
+        <w:t>Figur 1. Fyndplatser för naturvårdsarter i och inom 8 meter från avverkningsanmälan. Markörer utan svart kant är placerade på fyndplatsen. Markörer med svart kant är placerade vid sidan av fyndplatsen har ett svart streck som visar fyndplatsens exakta position. Kartans mittpunktskoordinat är N 6533103, E 345070 i SWEREF 99 TM.</w:t>
       </w:r>
     </w:p>
     <w:p>
       <w:r>
-        <w:t>I och inom 10 meter från avverkningsanmälan finns fynd av 13 naturvårdsarter, varav 4 är rödlistade, 2 är fridlysta, 10 är typiska (T) och 3 är signalarter (S): ask (EN), stor skogsbäckmossa (VU), drillsnäppa (NT, §4), dunmossa (NT, T), blåsfliksmossa (S, T), stubbspretmossa (S, T), svart trolldruva (S, T), blåsippa (T, §9), hultbräken (T), kransmossa (T), källgräsmossa (T), skärmstarr (T) och vitsippa (T). Se Figur 1.</w:t>
+        <w:t>I och inom 8 meter från avverkningsanmälan finns fynd av 13 naturvårdsarter, varav 4 är rödlistade, 2 är fridlysta, 10 är typiska (T) och 3 är signalarter (S): ask (EN), stor skogsbäckmossa (VU), drillsnäppa (NT, §4), dunmossa (NT, T), blåsfliksmossa (S, T), stubbspretmossa (S, T), svart trolldruva (S, T), blåsippa (T, §9), hultbräken (T), kransmossa (T), källgräsmossa (T), skärmstarr (T) och vitsippa (T). Se Figur 1.</w:t>
       </w:r>
     </w:p>
     <w:p>
@@ -949,7 +949,7 @@
     <w:r>
       <w:tab/>
       <w:tab/>
-      <w:t>2026-06-28</w:t>
+      <w:t>2026-06-29</w:t>
       <w:br/>
       <w:br/>
     </w:r>

--- a/klagomål/A 23933-2026 FSC-klagomål.docx
+++ b/klagomål/A 23933-2026 FSC-klagomål.docx
@@ -949,7 +949,7 @@
     <w:r>
       <w:tab/>
       <w:tab/>
-      <w:t>2026-06-29</w:t>
+      <w:t>2026-06-30</w:t>
       <w:br/>
       <w:br/>
     </w:r>

--- a/klagomål/A 23933-2026 FSC-klagomål.docx
+++ b/klagomål/A 23933-2026 FSC-klagomål.docx
@@ -949,7 +949,7 @@
     <w:r>
       <w:tab/>
       <w:tab/>
-      <w:t>2026-06-30</w:t>
+      <w:t>2026-07-01</w:t>
       <w:br/>
       <w:br/>
     </w:r>

--- a/klagomål/A 23933-2026 FSC-klagomål.docx
+++ b/klagomål/A 23933-2026 FSC-klagomål.docx
@@ -949,7 +949,7 @@
     <w:r>
       <w:tab/>
       <w:tab/>
-      <w:t>2026-07-01</w:t>
+      <w:t>2026-07-02</w:t>
       <w:br/>
       <w:br/>
     </w:r>

--- a/klagomål/A 23933-2026 FSC-klagomål.docx
+++ b/klagomål/A 23933-2026 FSC-klagomål.docx
@@ -949,7 +949,7 @@
     <w:r>
       <w:tab/>
       <w:tab/>
-      <w:t>2026-07-13</w:t>
+      <w:t>2026-07-14</w:t>
       <w:br/>
       <w:br/>
     </w:r>

--- a/klagomål/A 23933-2026 FSC-klagomål.docx
+++ b/klagomål/A 23933-2026 FSC-klagomål.docx
@@ -949,7 +949,7 @@
     <w:r>
       <w:tab/>
       <w:tab/>
-      <w:t>2026-07-14</w:t>
+      <w:t>2026-07-15</w:t>
       <w:br/>
       <w:br/>
     </w:r>

--- a/klagomål/A 23933-2026 FSC-klagomål.docx
+++ b/klagomål/A 23933-2026 FSC-klagomål.docx
@@ -949,7 +949,7 @@
     <w:r>
       <w:tab/>
       <w:tab/>
-      <w:t>2026-07-15</w:t>
+      <w:t>2026-07-16</w:t>
       <w:br/>
       <w:br/>
     </w:r>

--- a/klagomål/A 23933-2026 FSC-klagomål.docx
+++ b/klagomål/A 23933-2026 FSC-klagomål.docx
@@ -949,7 +949,7 @@
     <w:r>
       <w:tab/>
       <w:tab/>
-      <w:t>2026-07-16</w:t>
+      <w:t>2026-07-17</w:t>
       <w:br/>
       <w:br/>
     </w:r>

--- a/klagomål/A 23933-2026 FSC-klagomål.docx
+++ b/klagomål/A 23933-2026 FSC-klagomål.docx
@@ -949,7 +949,7 @@
     <w:r>
       <w:tab/>
       <w:tab/>
-      <w:t>2026-07-17</w:t>
+      <w:t>2026-07-18</w:t>
       <w:br/>
       <w:br/>
     </w:r>

--- a/klagomål/A 23933-2026 FSC-klagomål.docx
+++ b/klagomål/A 23933-2026 FSC-klagomål.docx
@@ -949,7 +949,7 @@
     <w:r>
       <w:tab/>
       <w:tab/>
-      <w:t>2026-07-18</w:t>
+      <w:t>2026-07-19</w:t>
       <w:br/>
       <w:br/>
     </w:r>

--- a/klagomål/A 23933-2026 FSC-klagomål.docx
+++ b/klagomål/A 23933-2026 FSC-klagomål.docx
@@ -949,7 +949,7 @@
     <w:r>
       <w:tab/>
       <w:tab/>
-      <w:t>2026-07-19</w:t>
+      <w:t>2026-07-20</w:t>
       <w:br/>
       <w:br/>
     </w:r>

--- a/klagomål/A 23933-2026 FSC-klagomål.docx
+++ b/klagomål/A 23933-2026 FSC-klagomål.docx
@@ -949,7 +949,7 @@
     <w:r>
       <w:tab/>
       <w:tab/>
-      <w:t>2026-07-20</w:t>
+      <w:t>2026-07-21</w:t>
       <w:br/>
       <w:br/>
     </w:r>

--- a/klagomål/A 23933-2026 FSC-klagomål.docx
+++ b/klagomål/A 23933-2026 FSC-klagomål.docx
@@ -949,7 +949,7 @@
     <w:r>
       <w:tab/>
       <w:tab/>
-      <w:t>2026-07-21</w:t>
+      <w:t>2026-07-22</w:t>
       <w:br/>
       <w:br/>
     </w:r>

--- a/klagomål/A 23933-2026 FSC-klagomål.docx
+++ b/klagomål/A 23933-2026 FSC-klagomål.docx
@@ -949,7 +949,7 @@
     <w:r>
       <w:tab/>
       <w:tab/>
-      <w:t>2026-07-22</w:t>
+      <w:t>2026-07-23</w:t>
       <w:br/>
       <w:br/>
     </w:r>

--- a/klagomål/A 23933-2026 FSC-klagomål.docx
+++ b/klagomål/A 23933-2026 FSC-klagomål.docx
@@ -949,7 +949,7 @@
     <w:r>
       <w:tab/>
       <w:tab/>
-      <w:t>2026-07-23</w:t>
+      <w:t>2026-07-24</w:t>
       <w:br/>
       <w:br/>
     </w:r>

--- a/klagomål/A 23933-2026 FSC-klagomål.docx
+++ b/klagomål/A 23933-2026 FSC-klagomål.docx
@@ -949,7 +949,7 @@
     <w:r>
       <w:tab/>
       <w:tab/>
-      <w:t>2026-07-24</w:t>
+      <w:t>2026-07-25</w:t>
       <w:br/>
       <w:br/>
     </w:r>

--- a/klagomål/A 23933-2026 FSC-klagomål.docx
+++ b/klagomål/A 23933-2026 FSC-klagomål.docx
@@ -949,7 +949,7 @@
     <w:r>
       <w:tab/>
       <w:tab/>
-      <w:t>2026-07-25</w:t>
+      <w:t>2026-07-26</w:t>
       <w:br/>
       <w:br/>
     </w:r>

--- a/klagomål/A 23933-2026 FSC-klagomål.docx
+++ b/klagomål/A 23933-2026 FSC-klagomål.docx
@@ -949,7 +949,7 @@
     <w:r>
       <w:tab/>
       <w:tab/>
-      <w:t>2026-07-26</w:t>
+      <w:t>2026-07-27</w:t>
       <w:br/>
       <w:br/>
     </w:r>

--- a/klagomål/A 23933-2026 FSC-klagomål.docx
+++ b/klagomål/A 23933-2026 FSC-klagomål.docx
@@ -949,7 +949,7 @@
     <w:r>
       <w:tab/>
       <w:tab/>
-      <w:t>2026-07-27</w:t>
+      <w:t>2026-07-28</w:t>
       <w:br/>
       <w:br/>
     </w:r>

--- a/klagomål/A 23933-2026 FSC-klagomål.docx
+++ b/klagomål/A 23933-2026 FSC-klagomål.docx
@@ -949,7 +949,7 @@
     <w:r>
       <w:tab/>
       <w:tab/>
-      <w:t>2026-07-28</w:t>
+      <w:t>2026-07-29</w:t>
       <w:br/>
       <w:br/>
     </w:r>

--- a/klagomål/A 23933-2026 FSC-klagomål.docx
+++ b/klagomål/A 23933-2026 FSC-klagomål.docx
@@ -949,7 +949,7 @@
     <w:r>
       <w:tab/>
       <w:tab/>
-      <w:t>2026-07-29</w:t>
+      <w:t>2026-07-30</w:t>
       <w:br/>
       <w:br/>
     </w:r>

--- a/klagomål/A 23933-2026 FSC-klagomål.docx
+++ b/klagomål/A 23933-2026 FSC-klagomål.docx
@@ -949,7 +949,7 @@
     <w:r>
       <w:tab/>
       <w:tab/>
-      <w:t>2026-07-30</w:t>
+      <w:t>2026-07-31</w:t>
       <w:br/>
       <w:br/>
     </w:r>

--- a/klagomål/A 23933-2026 FSC-klagomål.docx
+++ b/klagomål/A 23933-2026 FSC-klagomål.docx
@@ -949,7 +949,7 @@
     <w:r>
       <w:tab/>
       <w:tab/>
-      <w:t>2026-07-31</w:t>
+      <w:t>2026-08-01</w:t>
       <w:br/>
       <w:br/>
     </w:r>

--- a/klagomål/A 23933-2026 FSC-klagomål.docx
+++ b/klagomål/A 23933-2026 FSC-klagomål.docx
@@ -949,7 +949,7 @@
     <w:r>
       <w:tab/>
       <w:tab/>
-      <w:t>2026-08-01</w:t>
+      <w:t>2026-08-02</w:t>
       <w:br/>
       <w:br/>
     </w:r>

--- a/klagomål/A 23933-2026 FSC-klagomål.docx
+++ b/klagomål/A 23933-2026 FSC-klagomål.docx
@@ -949,7 +949,7 @@
     <w:r>
       <w:tab/>
       <w:tab/>
-      <w:t>2026-08-02</w:t>
+      <w:t>2026-08-03</w:t>
       <w:br/>
       <w:br/>
     </w:r>

--- a/klagomål/A 23933-2026 FSC-klagomål.docx
+++ b/klagomål/A 23933-2026 FSC-klagomål.docx
@@ -949,7 +949,7 @@
     <w:r>
       <w:tab/>
       <w:tab/>
-      <w:t>2026-08-03</w:t>
+      <w:t>2026-08-04</w:t>
       <w:br/>
       <w:br/>
     </w:r>

--- a/klagomål/A 23933-2026 FSC-klagomål.docx
+++ b/klagomål/A 23933-2026 FSC-klagomål.docx
@@ -949,7 +949,7 @@
     <w:r>
       <w:tab/>
       <w:tab/>
-      <w:t>2026-08-04</w:t>
+      <w:t>2026-08-05</w:t>
       <w:br/>
       <w:br/>
     </w:r>

--- a/klagomål/A 23933-2026 FSC-klagomål.docx
+++ b/klagomål/A 23933-2026 FSC-klagomål.docx
@@ -949,7 +949,7 @@
     <w:r>
       <w:tab/>
       <w:tab/>
-      <w:t>2026-08-05</w:t>
+      <w:t>2026-08-07</w:t>
       <w:br/>
       <w:br/>
     </w:r>

--- a/klagomål/A 23933-2026 FSC-klagomål.docx
+++ b/klagomål/A 23933-2026 FSC-klagomål.docx
@@ -949,7 +949,7 @@
     <w:r>
       <w:tab/>
       <w:tab/>
-      <w:t>2026-08-07</w:t>
+      <w:t>2026-08-08</w:t>
       <w:br/>
       <w:br/>
     </w:r>

--- a/klagomål/A 23933-2026 FSC-klagomål.docx
+++ b/klagomål/A 23933-2026 FSC-klagomål.docx
@@ -216,7 +216,7 @@
         <w:spacing w:after="240"/>
       </w:pPr>
       <w:r>
-        <w:t>Figur 1. Fyndplatser för naturvårdsarter i och inom 8 meter från avverkningsanmälan. Markörer utan svart kant är placerade på fyndplatsen. Markörer med svart kant är placerade vid sidan av fyndplatsen har ett svart streck som visar fyndplatsens exakta position. Kartans mittpunktskoordinat är N 6533103, E 345070 i SWEREF 99 TM.</w:t>
+        <w:t>Figur 1. Fyndplatser för naturvårdsarter i och inom 8 meter från avverkningsanmälan. Markörer utan svart kant är placerade på fyndplatsen. Markörer med svart kant är placerade vid sidan av fyndplatsen och har ett svart streck som visar fyndplatsens exakta position. Kartans mittpunktskoordinat är N 6533103, E 345070 i SWEREF 99 TM.</w:t>
       </w:r>
     </w:p>
     <w:p>
@@ -949,7 +949,7 @@
     <w:r>
       <w:tab/>
       <w:tab/>
-      <w:t>2026-08-14</w:t>
+      <w:t>2026-08-15</w:t>
       <w:br/>
       <w:br/>
     </w:r>

--- a/klagomål/A 23933-2026 FSC-klagomål.docx
+++ b/klagomål/A 23933-2026 FSC-klagomål.docx
@@ -949,7 +949,7 @@
     <w:r>
       <w:tab/>
       <w:tab/>
-      <w:t>2026-08-15</w:t>
+      <w:t>2026-08-16</w:t>
       <w:br/>
       <w:br/>
     </w:r>

--- a/klagomål/A 23933-2026 FSC-klagomål.docx
+++ b/klagomål/A 23933-2026 FSC-klagomål.docx
@@ -949,7 +949,7 @@
     <w:r>
       <w:tab/>
       <w:tab/>
-      <w:t>2026-08-16</w:t>
+      <w:t>2026-08-17</w:t>
       <w:br/>
       <w:br/>
     </w:r>

--- a/klagomål/A 23933-2026 FSC-klagomål.docx
+++ b/klagomål/A 23933-2026 FSC-klagomål.docx
@@ -949,7 +949,7 @@
     <w:r>
       <w:tab/>
       <w:tab/>
-      <w:t>2026-08-17</w:t>
+      <w:t>2026-08-18</w:t>
       <w:br/>
       <w:br/>
     </w:r>

--- a/klagomål/A 23933-2026 FSC-klagomål.docx
+++ b/klagomål/A 23933-2026 FSC-klagomål.docx
@@ -949,7 +949,7 @@
     <w:r>
       <w:tab/>
       <w:tab/>
-      <w:t>2026-08-18</w:t>
+      <w:t>2026-08-19</w:t>
       <w:br/>
       <w:br/>
     </w:r>

--- a/klagomål/A 23933-2026 FSC-klagomål.docx
+++ b/klagomål/A 23933-2026 FSC-klagomål.docx
@@ -949,7 +949,7 @@
     <w:r>
       <w:tab/>
       <w:tab/>
-      <w:t>2026-08-19</w:t>
+      <w:t>2026-08-20</w:t>
       <w:br/>
       <w:br/>
     </w:r>

--- a/klagomål/A 23933-2026 FSC-klagomål.docx
+++ b/klagomål/A 23933-2026 FSC-klagomål.docx
@@ -949,7 +949,7 @@
     <w:r>
       <w:tab/>
       <w:tab/>
-      <w:t>2026-08-20</w:t>
+      <w:t>2026-08-21</w:t>
       <w:br/>
       <w:br/>
     </w:r>

--- a/klagomål/A 23933-2026 FSC-klagomål.docx
+++ b/klagomål/A 23933-2026 FSC-klagomål.docx
@@ -949,7 +949,7 @@
     <w:r>
       <w:tab/>
       <w:tab/>
-      <w:t>2026-08-21</w:t>
+      <w:t>2026-08-22</w:t>
       <w:br/>
       <w:br/>
     </w:r>

--- a/klagomål/A 23933-2026 FSC-klagomål.docx
+++ b/klagomål/A 23933-2026 FSC-klagomål.docx
@@ -949,7 +949,7 @@
     <w:r>
       <w:tab/>
       <w:tab/>
-      <w:t>2026-08-22</w:t>
+      <w:t>2026-08-23</w:t>
       <w:br/>
       <w:br/>
     </w:r>

--- a/klagomål/A 23933-2026 FSC-klagomål.docx
+++ b/klagomål/A 23933-2026 FSC-klagomål.docx
@@ -949,7 +949,7 @@
     <w:r>
       <w:tab/>
       <w:tab/>
-      <w:t>2026-08-23</w:t>
+      <w:t>2026-08-24</w:t>
       <w:br/>
       <w:br/>
     </w:r>

--- a/klagomål/A 23933-2026 FSC-klagomål.docx
+++ b/klagomål/A 23933-2026 FSC-klagomål.docx
@@ -949,7 +949,7 @@
     <w:r>
       <w:tab/>
       <w:tab/>
-      <w:t>2026-08-24</w:t>
+      <w:t>2026-08-25</w:t>
       <w:br/>
       <w:br/>
     </w:r>

--- a/klagomål/A 23933-2026 FSC-klagomål.docx
+++ b/klagomål/A 23933-2026 FSC-klagomål.docx
@@ -949,7 +949,7 @@
     <w:r>
       <w:tab/>
       <w:tab/>
-      <w:t>2026-08-25</w:t>
+      <w:t>2026-08-26</w:t>
       <w:br/>
       <w:br/>
     </w:r>

--- a/klagomål/A 23933-2026 FSC-klagomål.docx
+++ b/klagomål/A 23933-2026 FSC-klagomål.docx
@@ -949,7 +949,7 @@
     <w:r>
       <w:tab/>
       <w:tab/>
-      <w:t>2026-08-26</w:t>
+      <w:t>2026-08-27</w:t>
       <w:br/>
       <w:br/>
     </w:r>

--- a/klagomål/A 23933-2026 FSC-klagomål.docx
+++ b/klagomål/A 23933-2026 FSC-klagomål.docx
@@ -949,7 +949,7 @@
     <w:r>
       <w:tab/>
       <w:tab/>
-      <w:t>2026-08-27</w:t>
+      <w:t>2026-08-28</w:t>
       <w:br/>
       <w:br/>
     </w:r>

--- a/klagomål/A 23933-2026 FSC-klagomål.docx
+++ b/klagomål/A 23933-2026 FSC-klagomål.docx
@@ -949,7 +949,7 @@
     <w:r>
       <w:tab/>
       <w:tab/>
-      <w:t>2026-08-28</w:t>
+      <w:t>2026-08-29</w:t>
       <w:br/>
       <w:br/>
     </w:r>

--- a/klagomål/A 23933-2026 FSC-klagomål.docx
+++ b/klagomål/A 23933-2026 FSC-klagomål.docx
@@ -949,7 +949,7 @@
     <w:r>
       <w:tab/>
       <w:tab/>
-      <w:t>2026-08-29</w:t>
+      <w:t>2026-08-31</w:t>
       <w:br/>
       <w:br/>
     </w:r>

--- a/klagomål/A 23933-2026 FSC-klagomål.docx
+++ b/klagomål/A 23933-2026 FSC-klagomål.docx
@@ -949,7 +949,7 @@
     <w:r>
       <w:tab/>
       <w:tab/>
-      <w:t>2026-08-31</w:t>
+      <w:t>2026-09-01</w:t>
       <w:br/>
       <w:br/>
     </w:r>

--- a/klagomål/A 23933-2026 FSC-klagomål.docx
+++ b/klagomål/A 23933-2026 FSC-klagomål.docx
@@ -949,7 +949,7 @@
     <w:r>
       <w:tab/>
       <w:tab/>
-      <w:t>2026-09-01</w:t>
+      <w:t>2026-09-02</w:t>
       <w:br/>
       <w:br/>
     </w:r>

--- a/klagomål/A 23933-2026 FSC-klagomål.docx
+++ b/klagomål/A 23933-2026 FSC-klagomål.docx
@@ -949,7 +949,7 @@
     <w:r>
       <w:tab/>
       <w:tab/>
-      <w:t>2026-09-02</w:t>
+      <w:t>2026-09-03</w:t>
       <w:br/>
       <w:br/>
     </w:r>

--- a/klagomål/A 23933-2026 FSC-klagomål.docx
+++ b/klagomål/A 23933-2026 FSC-klagomål.docx
@@ -949,7 +949,7 @@
     <w:r>
       <w:tab/>
       <w:tab/>
-      <w:t>2026-09-03</w:t>
+      <w:t>2026-09-04</w:t>
       <w:br/>
       <w:br/>
     </w:r>

--- a/klagomål/A 23933-2026 FSC-klagomål.docx
+++ b/klagomål/A 23933-2026 FSC-klagomål.docx
@@ -949,7 +949,7 @@
     <w:r>
       <w:tab/>
       <w:tab/>
-      <w:t>2026-09-04</w:t>
+      <w:t>2026-09-05</w:t>
       <w:br/>
       <w:br/>
     </w:r>
